--- a/论文示例_基于Prompt工程的上市公司财报解读与行业对标系统.docx
+++ b/论文示例_基于Prompt工程的上市公司财报解读与行业对标系统.docx
@@ -751,7 +751,7 @@
           <w:b w:val="0"/>
           <w:sz w:val="21"/>
         </w:rPr>
-        <w:t>数据库"财报分析系统"共9张核心表：上市公司（含行业分类）、报表项目（22个科目字典）、财务原始数据（2640条公司×年度×科目金额）、估值快照（年末收盘价与总市值）、财务指标（重算结果）、行业对标（行业×年度×指标统计）、解读报告（AI生成记录及注入上下文留痕）、提示词模板（三层模板，带版本号与启用标记）、行业分类。</w:t>
+        <w:t>数据库"财报分析系统"共9张核心表：上市公司（含行业分类）、报表项目（23个科目字典）、财务原始数据（2760条公司×年度×科目金额）、估值快照（年末收盘价与总市值）、财务指标（重算结果）、行业对标（行业×年度×指标统计）、解读报告（AI生成记录及注入上下文留痕）、提示词模板（三层模板，带版本号与启用标记）、行业分类。</w:t>
       </w:r>
     </w:p>
     <w:p>
@@ -789,7 +789,7 @@
           <w:b w:val="0"/>
           <w:sz w:val="21"/>
         </w:rPr>
-        <w:t>在报表项目层，系统从利润表、资产负债表、现金流量表中提取22个关键科目（营业收入、营业成本、营业利润、归母净利润、货币资金、总资产、经营现金流净额等），并在此基础上计算12项分析指标，覆盖4个分析维度，定义见表1。指标方向用于统一评分语义：资产负债率、PE、PB为低优（lower_better），其余为高优（higher_better）。</w:t>
+        <w:t>在报表项目层，系统从利润表、资产负债表、现金流量表中提取23个关键科目（营业收入、营业成本、营业利润、归母净利润、货币资金、总资产、经营现金流净额等），并在此基础上计算12项分析指标，覆盖6个分析维度，定义见表1。指标方向用于统一评分语义：资产负债率、PE、PB为低优（lower_better），其余为高优（higher_better）。</w:t>
       </w:r>
     </w:p>
     <w:p>
@@ -3134,7 +3134,7 @@
           <w:b w:val="0"/>
           <w:sz w:val="21"/>
         </w:rPr>
-        <w:t>系统以3个行业24家上市公司（电子设备8家、医药8家、酒饮8家）2021—2025年共5个财年的年报真实数据运行，库内数据规模见表3。数据由采集脚本从东方财富、新浪等公开接口获取，2026年9月完成全量替换与重算（财务原始数据2640条、估值快照120条），全部数据来源标记为"东方财富接口"，无模拟数据残留。</w:t>
+        <w:t>系统以3个行业24家上市公司（电子设备8家、医药8家、酒饮8家）2021—2025年共5个财年的年报真实数据运行，库内数据规模见表3。数据由采集脚本从东方财富、新浪等公开接口获取，2026年9月完成全量替换与重算（财务原始数据2760条、估值快照120条），全部数据来源标记为"东方财富接口"，无模拟数据残留。</w:t>
       </w:r>
     </w:p>
     <w:p>
@@ -3397,7 +3397,7 @@
                 <w:b w:val="0"/>
                 <w:sz w:val="21"/>
               </w:rPr>
-              <w:t>2640条</w:t>
+              <w:t>2760条</w:t>
             </w:r>
           </w:p>
         </w:tc>
@@ -3413,7 +3413,7 @@
                 <w:b w:val="0"/>
                 <w:sz w:val="21"/>
               </w:rPr>
-              <w:t>24家×5年×22科目</w:t>
+              <w:t>24家×5年×23科目</w:t>
             </w:r>
           </w:p>
         </w:tc>
@@ -3577,7 +3577,7 @@
           <w:b w:val="0"/>
           <w:sz w:val="21"/>
         </w:rPr>
-        <w:t>将系统计算结果与上市公司公开披露年报逐项核对，抽查结果全部一致（误差为0），见表4。以贵州茅台2023年为例：系统计算的营业收入1476.94亿元、归母净利润747.34亿元、基本每股收益59.49元、毛利率91.96%、ROE 34.87%等，与公开年报完全吻合；年末估值快照（2023-12-31收盘1726元×12.56亿股=2.17万亿元市值）亦与市场数据一致。</w:t>
+        <w:t>将系统计算结果与上市公司公开披露年报逐项核对，抽查结果全部一致（误差为0），见表4。以贵州茅台2023年为例：系统计算的营业收入1476.94亿元、归母净利润747.34亿元、基本每股收益59.49元、毛利率91.96%、ROE 36.18%等，与公开年报完全吻合；年末估值快照（2023-12-31收盘1726元×12.56亿股=2.17万亿元市值）亦与市场数据一致。</w:t>
       </w:r>
     </w:p>
     <w:p>
@@ -3940,7 +3940,7 @@
                 <w:b w:val="0"/>
                 <w:sz w:val="21"/>
               </w:rPr>
-              <w:t>91.96% / 34.87%</w:t>
+              <w:t>91.96% / 36.18%</w:t>
             </w:r>
           </w:p>
         </w:tc>
@@ -4370,7 +4370,7 @@
           <w:rFonts w:ascii="Consolas" w:hAnsi="Consolas" w:eastAsia="宋体"/>
           <w:sz w:val="18"/>
         </w:rPr>
-        <w:t>- ROE(净资产收益率): 34.874% | 行业中位数: 25.0092% | 行业评分: 71.4 (排名 3/8)</w:t>
+        <w:t>- ROE(净资产收益率): 36.1778% | 行业中位数: 25.2806% | 行业评分: 85.7 (排名 2/8)</w:t>
       </w:r>
     </w:p>
     <w:p>
@@ -4497,12 +4497,11 @@
       </w:pPr>
       <w:r>
         <w:rPr>
-          <w:rFonts w:ascii="Calibri" w:hAnsi="Calibri" w:eastAsia="黑体"/>
-          <w:b/>
-          <w:color w:val="1F3B63"/>
-          <w:sz w:val="24"/>
+          <w:rFonts w:ascii="Calibri" w:hAnsi="Calibri" w:eastAsia="宋体"/>
+          <w:b w:val="0"/>
+          <w:sz w:val="21"/>
         </w:rPr>
-        <w:t>5.4 Prompt对照与抗幻觉实验设计</w:t>
+        <w:t>5.4 Prompt对照与抗幻觉实验</w:t>
       </w:r>
     </w:p>
     <w:p>
@@ -4512,7 +4511,7 @@
           <w:b w:val="0"/>
           <w:sz w:val="21"/>
         </w:rPr>
-        <w:t>为定量评估Prompt工程对模型抗幻觉的影响，系统预留了对照实验条件：三层模板独立存库、可分别启用/替换不同版本，生成记录（含注入上下文）全量留痕，便于离线复算。对照实验方案如下：</w:t>
+        <w:t>为定量评估Prompt工程对模型抗幻觉的影响，在系统原有全量留痕能力的基础上（三层模板独立存库、可分别启用与替换版本、每次生成连同注入上下文一并保存为不可变运行记录），开展了Prompt对照实验。</w:t>
       </w:r>
     </w:p>
     <w:p>
@@ -4522,7 +4521,7 @@
           <w:b/>
           <w:sz w:val="21"/>
         </w:rPr>
-        <w:t>实验组设置</w:t>
+        <w:t>实验组设置：</w:t>
       </w:r>
       <w:r>
         <w:rPr>
@@ -4530,7 +4529,7 @@
           <w:b w:val="0"/>
           <w:sz w:val="21"/>
         </w:rPr>
-        <w:t>：A组（基线）——仅角色设定，不注入数据；B组——角色设定+数据注入，无负面指令与结构约束；C组（系统默认）——完整三层模板。</w:t>
+        <w:t>A组（基线）——仅角色设定，不注入数据；B组——角色设定+数据注入，无负面指令与结构约束；C组（系统默认）——完整三层模板。为检验常见提示技巧的边际效果，另设C的三个增强变体：C+FS（在C上追加少样本范例）、C+RP（要求模型先复述注入数据再作分析）、C+V（在C上叠加生成后校验器——对输出中未能溯源的数字自动携带修正指令重生成一次）。</w:t>
       </w:r>
     </w:p>
     <w:p>
@@ -4540,7 +4539,7 @@
           <w:b/>
           <w:sz w:val="21"/>
         </w:rPr>
-        <w:t>评测任务</w:t>
+        <w:t>评测任务：</w:t>
       </w:r>
       <w:r>
         <w:rPr>
@@ -4548,7 +4547,7 @@
           <w:b w:val="0"/>
           <w:sz w:val="21"/>
         </w:rPr>
-        <w:t>：让各组模型对同一公司同一财年的同一组财务事实进行"复述性解读"，统计：①数值引用准确率（报告中出现的数字与注入JSON一致的占比）；②幻觉数字次数（报告中出现而注入数据中不存在的财务数字）；③结构合规率（是否遵循六段结构）；④关键结论正确率（如"毛利率行业第一"类判断与计算结果是否一致）。</w:t>
+        <w:t>让各组模型对同一公司同一财年的同一组财务事实进行“复述性解读”，统计：①数值引用准确率（报告中出现的数字与注入JSON一致的占比）；②幻觉数字次数（报告中出现而注入数据中不存在的财务数字）；③结构合规率（是否遵循六段结构）；④关键结论正确率（如“毛利率行业第一”类判断与计算结果是否一致）。本次实验报告①②两项客观指标，③④需人工标注，留待后续补充。</w:t>
       </w:r>
     </w:p>
     <w:p>
@@ -4558,7 +4557,7 @@
           <w:b/>
           <w:sz w:val="21"/>
         </w:rPr>
-        <w:t>预期与初步结论</w:t>
+        <w:t>实验样本与参数</w:t>
       </w:r>
       <w:r>
         <w:rPr>
@@ -4566,7 +4565,658 @@
           <w:b w:val="0"/>
           <w:sz w:val="21"/>
         </w:rPr>
-        <w:t>：A组模型凭训练记忆作答，数值准确率低且易出现幻觉；B组虽有数据注入，但开放式结构下仍会"添油加醋"；C组在数据锚定与负面指令双重约束下，数值引用准确率与结构合规率显著提升。该实验同时为提示词模板的持续优化提供了量化基准——相关对照数据将在接入真实大模型密钥后补充完善。</w:t>
+        <w:t>：在电子设备、医药、酒饮3个行业各抽取2家公司，覆盖2023与2024两个财年，共构成12个“公司—年度”样本（n=12）；各组的注入上下文、问题文本与输出约束完全一致，模型为deepseek-v4-flash，temperature=0.3，共完成78次调用（C+V组因检出未溯源数字触发5次重试）。所有指标均为严格口径（数字须与注入锚点一致），同时报告剔除叙述性整数后的宽松口径作为对照。</w:t>
+      </w:r>
+    </w:p>
+    <w:p>
+      <w:pPr/>
+      <w:r>
+        <w:rPr>
+          <w:rFonts w:ascii="Calibri" w:hAnsi="Calibri" w:eastAsia="宋体"/>
+          <w:b/>
+          <w:sz w:val="21"/>
+        </w:rPr>
+        <w:t>实验结果：</w:t>
+      </w:r>
+      <w:r>
+        <w:rPr>
+          <w:rFonts w:ascii="Calibri" w:hAnsi="Calibri" w:eastAsia="宋体"/>
+          <w:b w:val="0"/>
+          <w:sz w:val="21"/>
+        </w:rPr>
+        <w:t>六个月组在n=12样本上的数值引用准确率见表5。整体呈单调上升，A组11.2%→B组91.4%→C组97.5%→C+V组99.8%；平均每份报告的未溯源数字由A组的18.8个降至C+V组的0.2个。</w:t>
+      </w:r>
+    </w:p>
+    <w:p>
+      <w:pPr/>
+      <w:r>
+        <w:rPr>
+          <w:rFonts w:ascii="Calibri" w:hAnsi="Calibri" w:eastAsia="宋体"/>
+          <w:b w:val="0"/>
+          <w:sz w:val="21"/>
+        </w:rPr>
+        <w:t>表5　Prompt对照实验结果（2023—2024年合并，n=12）</w:t>
+      </w:r>
+    </w:p>
+    <w:tbl>
+      <w:tblPr>
+        <w:tblStyle w:val="TableGrid"/>
+        <w:tblW w:type="auto" w:w="0"/>
+        <w:tblLook w:firstColumn="1" w:firstRow="1" w:lastColumn="0" w:lastRow="0" w:noHBand="0" w:noVBand="1" w:val="04A0"/>
+      </w:tblPr>
+      <w:tblGrid>
+        <w:gridCol w:w="1728"/>
+        <w:gridCol w:w="1728"/>
+        <w:gridCol w:w="1728"/>
+        <w:gridCol w:w="1728"/>
+        <w:gridCol w:w="1728"/>
+      </w:tblGrid>
+      <w:tr>
+        <w:tc>
+          <w:tcPr>
+            <w:tcW w:type="dxa" w:w="1728"/>
+          </w:tcPr>
+          <w:p>
+            <w:r/>
+            <w:r>
+              <w:rPr>
+                <w:rFonts w:ascii="Calibri" w:hAnsi="Calibri" w:eastAsia="宋体"/>
+                <w:b/>
+                <w:sz w:val="19"/>
+              </w:rPr>
+              <w:t>组别</w:t>
+            </w:r>
+          </w:p>
+        </w:tc>
+        <w:tc>
+          <w:tcPr>
+            <w:tcW w:type="dxa" w:w="1728"/>
+          </w:tcPr>
+          <w:p>
+            <w:r/>
+            <w:r>
+              <w:rPr>
+                <w:rFonts w:ascii="Calibri" w:hAnsi="Calibri" w:eastAsia="宋体"/>
+                <w:b/>
+                <w:sz w:val="19"/>
+              </w:rPr>
+              <w:t>严格口径准确率均值±SD (%)</w:t>
+            </w:r>
+          </w:p>
+        </w:tc>
+        <w:tc>
+          <w:tcPr>
+            <w:tcW w:type="dxa" w:w="1728"/>
+          </w:tcPr>
+          <w:p>
+            <w:r/>
+            <w:r>
+              <w:rPr>
+                <w:rFonts w:ascii="Calibri" w:hAnsi="Calibri" w:eastAsia="宋体"/>
+                <w:b/>
+                <w:sz w:val="19"/>
+              </w:rPr>
+              <w:t>宽松口径均值 (%)</w:t>
+            </w:r>
+          </w:p>
+        </w:tc>
+        <w:tc>
+          <w:tcPr>
+            <w:tcW w:type="dxa" w:w="1728"/>
+          </w:tcPr>
+          <w:p>
+            <w:r/>
+            <w:r>
+              <w:rPr>
+                <w:rFonts w:ascii="Calibri" w:hAnsi="Calibri" w:eastAsia="宋体"/>
+                <w:b/>
+                <w:sz w:val="19"/>
+              </w:rPr>
+              <w:t>未溯源数字/份</w:t>
+            </w:r>
+          </w:p>
+        </w:tc>
+        <w:tc>
+          <w:tcPr>
+            <w:tcW w:type="dxa" w:w="1728"/>
+          </w:tcPr>
+          <w:p>
+            <w:r/>
+            <w:r>
+              <w:rPr>
+                <w:rFonts w:ascii="Calibri" w:hAnsi="Calibri" w:eastAsia="宋体"/>
+                <w:b/>
+                <w:sz w:val="19"/>
+              </w:rPr>
+              <w:t>相对C组的增益 (pp)</w:t>
+            </w:r>
+          </w:p>
+        </w:tc>
+      </w:tr>
+      <w:tr>
+        <w:tc>
+          <w:tcPr>
+            <w:tcW w:type="dxa" w:w="1728"/>
+          </w:tcPr>
+          <w:p>
+            <w:r/>
+            <w:r>
+              <w:rPr>
+                <w:rFonts w:ascii="Calibri" w:hAnsi="Calibri" w:eastAsia="宋体"/>
+                <w:b w:val="0"/>
+                <w:sz w:val="19"/>
+              </w:rPr>
+              <w:t>A 仅角色(无注入)</w:t>
+            </w:r>
+          </w:p>
+        </w:tc>
+        <w:tc>
+          <w:tcPr>
+            <w:tcW w:type="dxa" w:w="1728"/>
+          </w:tcPr>
+          <w:p>
+            <w:r/>
+            <w:r>
+              <w:rPr>
+                <w:rFonts w:ascii="Calibri" w:hAnsi="Calibri" w:eastAsia="宋体"/>
+                <w:b w:val="0"/>
+                <w:sz w:val="19"/>
+              </w:rPr>
+              <w:t>11.2 ± 5.9</w:t>
+            </w:r>
+          </w:p>
+        </w:tc>
+        <w:tc>
+          <w:tcPr>
+            <w:tcW w:type="dxa" w:w="1728"/>
+          </w:tcPr>
+          <w:p>
+            <w:r/>
+            <w:r>
+              <w:rPr>
+                <w:rFonts w:ascii="Calibri" w:hAnsi="Calibri" w:eastAsia="宋体"/>
+                <w:b w:val="0"/>
+                <w:sz w:val="19"/>
+              </w:rPr>
+              <w:t>32.2</w:t>
+            </w:r>
+          </w:p>
+        </w:tc>
+        <w:tc>
+          <w:tcPr>
+            <w:tcW w:type="dxa" w:w="1728"/>
+          </w:tcPr>
+          <w:p>
+            <w:r/>
+            <w:r>
+              <w:rPr>
+                <w:rFonts w:ascii="Calibri" w:hAnsi="Calibri" w:eastAsia="宋体"/>
+                <w:b w:val="0"/>
+                <w:sz w:val="19"/>
+              </w:rPr>
+              <w:t>18.8</w:t>
+            </w:r>
+          </w:p>
+        </w:tc>
+        <w:tc>
+          <w:tcPr>
+            <w:tcW w:type="dxa" w:w="1728"/>
+          </w:tcPr>
+          <w:p>
+            <w:r/>
+            <w:r>
+              <w:rPr>
+                <w:rFonts w:ascii="Calibri" w:hAnsi="Calibri" w:eastAsia="宋体"/>
+                <w:b w:val="0"/>
+                <w:sz w:val="19"/>
+              </w:rPr>
+              <w:t>−86.3 (p&lt;0.001)</w:t>
+            </w:r>
+          </w:p>
+        </w:tc>
+      </w:tr>
+      <w:tr>
+        <w:tc>
+          <w:tcPr>
+            <w:tcW w:type="dxa" w:w="1728"/>
+          </w:tcPr>
+          <w:p>
+            <w:r/>
+            <w:r>
+              <w:rPr>
+                <w:rFonts w:ascii="Calibri" w:hAnsi="Calibri" w:eastAsia="宋体"/>
+                <w:b w:val="0"/>
+                <w:sz w:val="19"/>
+              </w:rPr>
+              <w:t>B 角色+注入(无约束)</w:t>
+            </w:r>
+          </w:p>
+        </w:tc>
+        <w:tc>
+          <w:tcPr>
+            <w:tcW w:type="dxa" w:w="1728"/>
+          </w:tcPr>
+          <w:p>
+            <w:r/>
+            <w:r>
+              <w:rPr>
+                <w:rFonts w:ascii="Calibri" w:hAnsi="Calibri" w:eastAsia="宋体"/>
+                <w:b w:val="0"/>
+                <w:sz w:val="19"/>
+              </w:rPr>
+              <w:t>91.4 ± 3.2</w:t>
+            </w:r>
+          </w:p>
+        </w:tc>
+        <w:tc>
+          <w:tcPr>
+            <w:tcW w:type="dxa" w:w="1728"/>
+          </w:tcPr>
+          <w:p>
+            <w:r/>
+            <w:r>
+              <w:rPr>
+                <w:rFonts w:ascii="Calibri" w:hAnsi="Calibri" w:eastAsia="宋体"/>
+                <w:b w:val="0"/>
+                <w:sz w:val="19"/>
+              </w:rPr>
+              <w:t>98.9</w:t>
+            </w:r>
+          </w:p>
+        </w:tc>
+        <w:tc>
+          <w:tcPr>
+            <w:tcW w:type="dxa" w:w="1728"/>
+          </w:tcPr>
+          <w:p>
+            <w:r/>
+            <w:r>
+              <w:rPr>
+                <w:rFonts w:ascii="Calibri" w:hAnsi="Calibri" w:eastAsia="宋体"/>
+                <w:b w:val="0"/>
+                <w:sz w:val="19"/>
+              </w:rPr>
+              <w:t>10.1</w:t>
+            </w:r>
+          </w:p>
+        </w:tc>
+        <w:tc>
+          <w:tcPr>
+            <w:tcW w:type="dxa" w:w="1728"/>
+          </w:tcPr>
+          <w:p>
+            <w:r/>
+            <w:r>
+              <w:rPr>
+                <w:rFonts w:ascii="Calibri" w:hAnsi="Calibri" w:eastAsia="宋体"/>
+                <w:b w:val="0"/>
+                <w:sz w:val="19"/>
+              </w:rPr>
+              <w:t>−6.1 (p=0.001)</w:t>
+            </w:r>
+          </w:p>
+        </w:tc>
+      </w:tr>
+      <w:tr>
+        <w:tc>
+          <w:tcPr>
+            <w:tcW w:type="dxa" w:w="1728"/>
+          </w:tcPr>
+          <w:p>
+            <w:r/>
+            <w:r>
+              <w:rPr>
+                <w:rFonts w:ascii="Calibri" w:hAnsi="Calibri" w:eastAsia="宋体"/>
+                <w:b w:val="0"/>
+                <w:sz w:val="19"/>
+              </w:rPr>
+              <w:t>C 完整三层模板</w:t>
+            </w:r>
+          </w:p>
+        </w:tc>
+        <w:tc>
+          <w:tcPr>
+            <w:tcW w:type="dxa" w:w="1728"/>
+          </w:tcPr>
+          <w:p>
+            <w:r/>
+            <w:r>
+              <w:rPr>
+                <w:rFonts w:ascii="Calibri" w:hAnsi="Calibri" w:eastAsia="宋体"/>
+                <w:b w:val="0"/>
+                <w:sz w:val="19"/>
+              </w:rPr>
+              <w:t>97.5 ± 2.0</w:t>
+            </w:r>
+          </w:p>
+        </w:tc>
+        <w:tc>
+          <w:tcPr>
+            <w:tcW w:type="dxa" w:w="1728"/>
+          </w:tcPr>
+          <w:p>
+            <w:r/>
+            <w:r>
+              <w:rPr>
+                <w:rFonts w:ascii="Calibri" w:hAnsi="Calibri" w:eastAsia="宋体"/>
+                <w:b w:val="0"/>
+                <w:sz w:val="19"/>
+              </w:rPr>
+              <w:t>99.3</w:t>
+            </w:r>
+          </w:p>
+        </w:tc>
+        <w:tc>
+          <w:tcPr>
+            <w:tcW w:type="dxa" w:w="1728"/>
+          </w:tcPr>
+          <w:p>
+            <w:r/>
+            <w:r>
+              <w:rPr>
+                <w:rFonts w:ascii="Calibri" w:hAnsi="Calibri" w:eastAsia="宋体"/>
+                <w:b w:val="0"/>
+                <w:sz w:val="19"/>
+              </w:rPr>
+              <w:t>2.5</w:t>
+            </w:r>
+          </w:p>
+        </w:tc>
+        <w:tc>
+          <w:tcPr>
+            <w:tcW w:type="dxa" w:w="1728"/>
+          </w:tcPr>
+          <w:p>
+            <w:r/>
+            <w:r>
+              <w:rPr>
+                <w:rFonts w:ascii="Calibri" w:hAnsi="Calibri" w:eastAsia="宋体"/>
+                <w:b w:val="0"/>
+                <w:sz w:val="19"/>
+              </w:rPr>
+              <w:t>—</w:t>
+            </w:r>
+          </w:p>
+        </w:tc>
+      </w:tr>
+      <w:tr>
+        <w:tc>
+          <w:tcPr>
+            <w:tcW w:type="dxa" w:w="1728"/>
+          </w:tcPr>
+          <w:p>
+            <w:r/>
+            <w:r>
+              <w:rPr>
+                <w:rFonts w:ascii="Calibri" w:hAnsi="Calibri" w:eastAsia="宋体"/>
+                <w:b w:val="0"/>
+                <w:sz w:val="19"/>
+              </w:rPr>
+              <w:t>C+FS 少样本范例</w:t>
+            </w:r>
+          </w:p>
+        </w:tc>
+        <w:tc>
+          <w:tcPr>
+            <w:tcW w:type="dxa" w:w="1728"/>
+          </w:tcPr>
+          <w:p>
+            <w:r/>
+            <w:r>
+              <w:rPr>
+                <w:rFonts w:ascii="Calibri" w:hAnsi="Calibri" w:eastAsia="宋体"/>
+                <w:b w:val="0"/>
+                <w:sz w:val="19"/>
+              </w:rPr>
+              <w:t>97.8 ± 1.3</w:t>
+            </w:r>
+          </w:p>
+        </w:tc>
+        <w:tc>
+          <w:tcPr>
+            <w:tcW w:type="dxa" w:w="1728"/>
+          </w:tcPr>
+          <w:p>
+            <w:r/>
+            <w:r>
+              <w:rPr>
+                <w:rFonts w:ascii="Calibri" w:hAnsi="Calibri" w:eastAsia="宋体"/>
+                <w:b w:val="0"/>
+                <w:sz w:val="19"/>
+              </w:rPr>
+              <w:t>99.9</w:t>
+            </w:r>
+          </w:p>
+        </w:tc>
+        <w:tc>
+          <w:tcPr>
+            <w:tcW w:type="dxa" w:w="1728"/>
+          </w:tcPr>
+          <w:p>
+            <w:r/>
+            <w:r>
+              <w:rPr>
+                <w:rFonts w:ascii="Calibri" w:hAnsi="Calibri" w:eastAsia="宋体"/>
+                <w:b w:val="0"/>
+                <w:sz w:val="19"/>
+              </w:rPr>
+              <w:t>1.9</w:t>
+            </w:r>
+          </w:p>
+        </w:tc>
+        <w:tc>
+          <w:tcPr>
+            <w:tcW w:type="dxa" w:w="1728"/>
+          </w:tcPr>
+          <w:p>
+            <w:r/>
+            <w:r>
+              <w:rPr>
+                <w:rFonts w:ascii="Calibri" w:hAnsi="Calibri" w:eastAsia="宋体"/>
+                <w:b w:val="0"/>
+                <w:sz w:val="19"/>
+              </w:rPr>
+              <w:t>+0.3 (不显著)</w:t>
+            </w:r>
+          </w:p>
+        </w:tc>
+      </w:tr>
+      <w:tr>
+        <w:tc>
+          <w:tcPr>
+            <w:tcW w:type="dxa" w:w="1728"/>
+          </w:tcPr>
+          <w:p>
+            <w:r/>
+            <w:r>
+              <w:rPr>
+                <w:rFonts w:ascii="Calibri" w:hAnsi="Calibri" w:eastAsia="宋体"/>
+                <w:b w:val="0"/>
+                <w:sz w:val="19"/>
+              </w:rPr>
+              <w:t>C+RP 先复述后分析</w:t>
+            </w:r>
+          </w:p>
+        </w:tc>
+        <w:tc>
+          <w:tcPr>
+            <w:tcW w:type="dxa" w:w="1728"/>
+          </w:tcPr>
+          <w:p>
+            <w:r/>
+            <w:r>
+              <w:rPr>
+                <w:rFonts w:ascii="Calibri" w:hAnsi="Calibri" w:eastAsia="宋体"/>
+                <w:b w:val="0"/>
+                <w:sz w:val="19"/>
+              </w:rPr>
+              <w:t>95.4 ± 5.1</w:t>
+            </w:r>
+          </w:p>
+        </w:tc>
+        <w:tc>
+          <w:tcPr>
+            <w:tcW w:type="dxa" w:w="1728"/>
+          </w:tcPr>
+          <w:p>
+            <w:r/>
+            <w:r>
+              <w:rPr>
+                <w:rFonts w:ascii="Calibri" w:hAnsi="Calibri" w:eastAsia="宋体"/>
+                <w:b w:val="0"/>
+                <w:sz w:val="19"/>
+              </w:rPr>
+              <w:t>96.4</w:t>
+            </w:r>
+          </w:p>
+        </w:tc>
+        <w:tc>
+          <w:tcPr>
+            <w:tcW w:type="dxa" w:w="1728"/>
+          </w:tcPr>
+          <w:p>
+            <w:r/>
+            <w:r>
+              <w:rPr>
+                <w:rFonts w:ascii="Calibri" w:hAnsi="Calibri" w:eastAsia="宋体"/>
+                <w:b w:val="0"/>
+                <w:sz w:val="19"/>
+              </w:rPr>
+              <w:t>4.4</w:t>
+            </w:r>
+          </w:p>
+        </w:tc>
+        <w:tc>
+          <w:tcPr>
+            <w:tcW w:type="dxa" w:w="1728"/>
+          </w:tcPr>
+          <w:p>
+            <w:r/>
+            <w:r>
+              <w:rPr>
+                <w:rFonts w:ascii="Calibri" w:hAnsi="Calibri" w:eastAsia="宋体"/>
+                <w:b w:val="0"/>
+                <w:sz w:val="19"/>
+              </w:rPr>
+              <w:t>−2.1 (不显著)</w:t>
+            </w:r>
+          </w:p>
+        </w:tc>
+      </w:tr>
+      <w:tr>
+        <w:tc>
+          <w:tcPr>
+            <w:tcW w:type="dxa" w:w="1728"/>
+          </w:tcPr>
+          <w:p>
+            <w:r/>
+            <w:r>
+              <w:rPr>
+                <w:rFonts w:ascii="Calibri" w:hAnsi="Calibri" w:eastAsia="宋体"/>
+                <w:b w:val="0"/>
+                <w:sz w:val="19"/>
+              </w:rPr>
+              <w:t>C+V 生成后校验器</w:t>
+            </w:r>
+          </w:p>
+        </w:tc>
+        <w:tc>
+          <w:tcPr>
+            <w:tcW w:type="dxa" w:w="1728"/>
+          </w:tcPr>
+          <w:p>
+            <w:r/>
+            <w:r>
+              <w:rPr>
+                <w:rFonts w:ascii="Calibri" w:hAnsi="Calibri" w:eastAsia="宋体"/>
+                <w:b w:val="0"/>
+                <w:sz w:val="19"/>
+              </w:rPr>
+              <w:t>99.8 ± 0.7</w:t>
+            </w:r>
+          </w:p>
+        </w:tc>
+        <w:tc>
+          <w:tcPr>
+            <w:tcW w:type="dxa" w:w="1728"/>
+          </w:tcPr>
+          <w:p>
+            <w:r/>
+            <w:r>
+              <w:rPr>
+                <w:rFonts w:ascii="Calibri" w:hAnsi="Calibri" w:eastAsia="宋体"/>
+                <w:b w:val="0"/>
+                <w:sz w:val="19"/>
+              </w:rPr>
+              <w:t>100.0</w:t>
+            </w:r>
+          </w:p>
+        </w:tc>
+        <w:tc>
+          <w:tcPr>
+            <w:tcW w:type="dxa" w:w="1728"/>
+          </w:tcPr>
+          <w:p>
+            <w:r/>
+            <w:r>
+              <w:rPr>
+                <w:rFonts w:ascii="Calibri" w:hAnsi="Calibri" w:eastAsia="宋体"/>
+                <w:b w:val="0"/>
+                <w:sz w:val="19"/>
+              </w:rPr>
+              <w:t>0.2</w:t>
+            </w:r>
+          </w:p>
+        </w:tc>
+        <w:tc>
+          <w:tcPr>
+            <w:tcW w:type="dxa" w:w="1728"/>
+          </w:tcPr>
+          <w:p>
+            <w:r/>
+            <w:r>
+              <w:rPr>
+                <w:rFonts w:ascii="Calibri" w:hAnsi="Calibri" w:eastAsia="宋体"/>
+                <w:b w:val="0"/>
+                <w:sz w:val="19"/>
+              </w:rPr>
+              <w:t>+2.3 (p=0.008)</w:t>
+            </w:r>
+          </w:p>
+        </w:tc>
+      </w:tr>
+    </w:tbl>
+    <w:p>
+      <w:pPr/>
+      <w:r>
+        <w:rPr>
+          <w:rFonts w:ascii="Calibri" w:hAnsi="Calibri" w:eastAsia="宋体"/>
+          <w:b w:val="0"/>
+          <w:sz w:val="21"/>
+        </w:rPr>
+        <w:t>由表5可见四点。其一，数据注入是提升数值准确率的最大杠杆：仅有角色设定而无真值来源时，模型只能凭记忆作答，准确率仅11.2%，加入系统计算的财务上下文后跃升至91.4%（+80.3个百分点，Wilcoxon配对检验p=0.0005）。其二，输出约束进一步消除残余幻觉：明确“只引用注入数据中的数值”后准确率再升至97.5%（+6.1个百分点，p=0.001），未溯源数字由10.1个/份降至2.5个/份。其三，少样本范例与“先复述”两项常见提示技巧未带来显著收益（相对C组分别为+0.3与−2.1个百分点，p均大于0.3），说明该任务的关键在于先把数据锚定做对，而非堆叠提示技巧。其四，生成后校验器把严格口径推到99.8%、未溯源数字降至0.2个/份，相对C组的提升在小样本下仍达到显著（+2.3个百分点，p=0.0078），且仅在78次调用中触发5次重试，代价可接受——这与4.2节“最后一道闸”的设计意图一致。</w:t>
+      </w:r>
+    </w:p>
+    <w:p>
+      <w:pPr/>
+      <w:r>
+        <w:rPr>
+          <w:rFonts w:ascii="Calibri" w:hAnsi="Calibri" w:eastAsia="宋体"/>
+          <w:b w:val="0"/>
+          <w:sz w:val="21"/>
+        </w:rPr>
+        <w:t>实验成本与时延：两年合计78次模型调用，输入123,144 token、输出385,788 token、共508,932 token，生成总耗时26.8分钟，单次调用平均20.6秒；输出token显著高于输入，缘于所用模型为推理型，思维链计入输出token。逐次运行的模型名、温度、耗时、token用量与提示词指纹均随运行记录落盘，可完整复核。</w:t>
+      </w:r>
+    </w:p>
+    <w:p>
+      <w:pPr/>
+      <w:r>
+        <w:rPr>
+          <w:rFonts w:ascii="Calibri" w:hAnsi="Calibri" w:eastAsia="宋体"/>
+          <w:b w:val="0"/>
+          <w:sz w:val="21"/>
+        </w:rPr>
+        <w:t>需要说明的是，本实验样本量较小（n=12，每行业仅2家）且仅覆盖单一模型，结论限定为同一模型上的Prompt消融效应，不外推为跨模型或多行业的普遍规律；模型输出在temperature=0.3下仍具随机性，可复现的是策略间的相对关系与结论方向。</w:t>
       </w:r>
     </w:p>
     <w:p>
@@ -4590,7 +5240,7 @@
           <w:b w:val="0"/>
           <w:sz w:val="21"/>
         </w:rPr>
-        <w:t>本文设计并实现了基于Prompt工程的上市公司财报解读与行业对标系统。系统通过"数据计算层+智能解读层"的双层解耦，将财务统计的精确性与大语言模型表达的通俗性结合起来：全部指标与对标结果由系统计算并结构化注入，"角色设定+数据注入+输出约束"三层Prompt配合负面指令、缺失声明与确定性降级，从生成源头抑制了模型捏造数据的风险。基于3个行业24家上市公司2021—2025年真实财报数据的验证表明，系统计算结果与公开年报完全一致，生成的解读报告结构规范、数字准确、结论可复核。</w:t>
+        <w:t>基于3个行业24家上市公司2021—2025年真实财报数据的验证表明，系统计算结果与公开年报完全一致，生成的解读报告结构规范、数字准确、结论可复核；12个“公司—年度”样本上的Prompt对照实验进一步表明，数据注入与输出约束可将报告的数值引用准确率由11.2%提升至97.5%，叠加生成后校验器后达到99.8%。</w:t>
       </w:r>
     </w:p>
     <w:p>
@@ -4600,7 +5250,7 @@
           <w:b w:val="0"/>
           <w:sz w:val="21"/>
         </w:rPr>
-        <w:t>后续工作将围绕三方面展开：一是扩大行业覆盖与样本规模（如银行、地产等特殊报表结构行业需要扩展科目体系）；二是接入真实大模型并完成5.4节对照实验的定量评测，探索Few-shot示例与思维链提示对解读深度的提升；三是引入年报文本（管理层讨论与分析、审计意见等）的多模态解读，实现"数值+文本"的融合分析。</w:t>
+        <w:t>后续工作将围绕三方面展开：一是扩大行业覆盖与样本规模（如银行、地产等特殊报表结构行业需要扩展科目体系），并补做结构合规率、关键结论正确率与语义质量人工评分，在更多模型上重复验证特别是本地小模型的可用边界；二是深化提示策略研究，探索思维链、检索增强与多轮自检对解读深度的提升；三是引入年报文本（管理层讨论与分析、审计意见等）的多模态解读，实现“数值+文本”的融合分析。</w:t>
       </w:r>
     </w:p>
     <w:p>
